--- a/por/docx/06.content.docx
+++ b/por/docx/06.content.docx
@@ -3091,19 +3091,7 @@
         <w:rPr>
           <w:lang w:val="pt_PT" w:bidi="pt_PT"/>
         </w:rPr>
-        <w:t xml:space="preserve">Um segundo memorial de doze pedras no meio do Jordão foi submerso assim que o rio retomou seu fluxo. O topo do monumento ficaria visível nas estações secas de verão. • Sua existência até hoje indica que os memoriais permaneceram por gerações, até a edição final do livro (veja </w:t>
-      </w:r>
-      <w:r>
-        <w:rPr>
-          <w:lang w:val="pt_PT" w:bidi="pt_PT"/>
-        </w:rPr>
-        <w:t>Introdução ao Livro de Josué</w:t>
-      </w:r>
-      <w:r>
-        <w:rPr>
-          <w:lang w:val="pt_PT" w:bidi="pt_PT"/>
-        </w:rPr>
-        <w:t>, “Autor e Data”).</w:t>
+        <w:t>Um segundo memorial de doze pedras no meio do Jordão foi submerso assim que o rio retomou seu fluxo. O topo do monumento ficaria visível nas estações secas de verão. • Sua existência até hoje indica que os memoriais permaneceram por gerações, até a edição final do livro (veja Introdução ao Livro de Josué, “Autor e Data”).</w:t>
       </w:r>
       <w:r>
         <w:rPr>
@@ -7007,19 +6995,7 @@
         <w:rPr>
           <w:lang w:val="pt_PT" w:bidi="pt_PT"/>
         </w:rPr>
-        <w:t xml:space="preserve">. • Que ainda pode ser visto hoje: veja </w:t>
-      </w:r>
-      <w:r>
-        <w:rPr>
-          <w:lang w:val="pt_PT" w:bidi="pt_PT"/>
-        </w:rPr>
-        <w:t>Introdução ao Livro de Josué</w:t>
-      </w:r>
-      <w:r>
-        <w:rPr>
-          <w:lang w:val="pt_PT" w:bidi="pt_PT"/>
-        </w:rPr>
-        <w:t>, “Autor e Data”.</w:t>
+        <w:t>. • Que ainda pode ser visto hoje: veja Introdução ao Livro de Josué, “Autor e Data”.</w:t>
       </w:r>
       <w:r>
         <w:rPr>
